--- a/docs/modulos_tecnicos/14_Guia_Despliegue_Entorno_Real_Cloud.docx
+++ b/docs/modulos_tecnicos/14_Guia_Despliegue_Entorno_Real_Cloud.docx
@@ -4,7 +4,6 @@
   <w:body>
     <w:p>
       <w:pPr>
-        <w:keepNext/>
         <w:spacing w:before="320" w:after="120"/>
       </w:pPr>
       <w:r>
@@ -19,8 +18,7 @@
     </w:p>
     <w:p>
       <w:pPr>
-        <w:keepNext/>
-        <w:spacing w:before="280" w:after="80"/>
+        <w:spacing w:before="240" w:after="80"/>
       </w:pPr>
       <w:r>
         <w:rPr>
@@ -34,8 +32,7 @@
     </w:p>
     <w:p>
       <w:pPr>
-        <w:keepNext/>
-        <w:spacing w:before="200" w:after="40"/>
+        <w:spacing w:before="160" w:after="40"/>
       </w:pPr>
       <w:r>
         <w:rPr>
@@ -49,8 +46,7 @@
     </w:p>
     <w:p>
       <w:pPr>
-        <w:keepNext/>
-        <w:spacing w:before="280" w:after="80"/>
+        <w:spacing w:before="240" w:after="80"/>
       </w:pPr>
       <w:r>
         <w:rPr>
@@ -64,14 +60,9 @@
     </w:p>
     <w:p>
       <w:pPr>
-        <w:spacing w:before="40" w:after="80" w:line="276" w:lineRule="auto"/>
+        <w:spacing w:after="80"/>
       </w:pPr>
       <w:r>
-        <w:rPr>
-          <w:rFonts w:ascii="Calibri" w:hAnsi="Calibri"/>
-          <w:color w:val="1E293B"/>
-          <w:sz w:val="22"/>
-        </w:rPr>
         <w:t>El sistema LeoFit está diseñado con una arquitectura modular desacoplada basada en microservicios y Clean Architecture, permitiendo un despliegue cloud de alto rendimiento, bajo costo y alta disponibilidad:</w:t>
       </w:r>
     </w:p>
@@ -89,31 +80,16 @@
         <w:gridCol w:w="1872"/>
       </w:tblGrid>
       <w:tr>
-        <w:trPr>
-          <w:trHeight w:val="280"/>
-        </w:trPr>
         <w:tc>
           <w:tcPr>
             <w:tcW w:type="dxa" w:w="1872"/>
-            <w:vAlign w:val="center"/>
-            <w:tcMar>
-              <w:top w:w="120" w:type="dxa"/>
-              <w:bottom w:w="120" w:type="dxa"/>
-              <w:left w:w="150" w:type="dxa"/>
-              <w:right w:w="150" w:type="dxa"/>
-            </w:tcMar>
             <w:shd w:fill="0F172A"/>
           </w:tcPr>
           <w:p>
-            <w:pPr>
-              <w:spacing w:before="0" w:after="0" w:line="276" w:lineRule="auto"/>
-            </w:pPr>
             <w:r>
               <w:rPr>
-                <w:rFonts w:ascii="Calibri" w:hAnsi="Calibri"/>
                 <w:b/>
                 <w:color w:val="FFFFFF"/>
-                <w:sz w:val="20"/>
               </w:rPr>
               <w:t>Componente</w:t>
             </w:r>
@@ -122,25 +98,13 @@
         <w:tc>
           <w:tcPr>
             <w:tcW w:type="dxa" w:w="1872"/>
-            <w:vAlign w:val="center"/>
-            <w:tcMar>
-              <w:top w:w="120" w:type="dxa"/>
-              <w:bottom w:w="120" w:type="dxa"/>
-              <w:left w:w="150" w:type="dxa"/>
-              <w:right w:w="150" w:type="dxa"/>
-            </w:tcMar>
             <w:shd w:fill="0F172A"/>
           </w:tcPr>
           <w:p>
-            <w:pPr>
-              <w:spacing w:before="0" w:after="0" w:line="276" w:lineRule="auto"/>
-            </w:pPr>
             <w:r>
               <w:rPr>
-                <w:rFonts w:ascii="Calibri" w:hAnsi="Calibri"/>
                 <w:b/>
                 <w:color w:val="FFFFFF"/>
-                <w:sz w:val="20"/>
               </w:rPr>
               <w:t>Tecnología</w:t>
             </w:r>
@@ -149,25 +113,13 @@
         <w:tc>
           <w:tcPr>
             <w:tcW w:type="dxa" w:w="1872"/>
-            <w:vAlign w:val="center"/>
-            <w:tcMar>
-              <w:top w:w="120" w:type="dxa"/>
-              <w:bottom w:w="120" w:type="dxa"/>
-              <w:left w:w="150" w:type="dxa"/>
-              <w:right w:w="150" w:type="dxa"/>
-            </w:tcMar>
             <w:shd w:fill="0F172A"/>
           </w:tcPr>
           <w:p>
-            <w:pPr>
-              <w:spacing w:before="0" w:after="0" w:line="276" w:lineRule="auto"/>
-            </w:pPr>
             <w:r>
               <w:rPr>
-                <w:rFonts w:ascii="Calibri" w:hAnsi="Calibri"/>
                 <w:b/>
                 <w:color w:val="FFFFFF"/>
-                <w:sz w:val="20"/>
               </w:rPr>
               <w:t>Proveedor Cloud Recomendado</w:t>
             </w:r>
@@ -176,25 +128,13 @@
         <w:tc>
           <w:tcPr>
             <w:tcW w:type="dxa" w:w="1872"/>
-            <w:vAlign w:val="center"/>
-            <w:tcMar>
-              <w:top w:w="120" w:type="dxa"/>
-              <w:bottom w:w="120" w:type="dxa"/>
-              <w:left w:w="150" w:type="dxa"/>
-              <w:right w:w="150" w:type="dxa"/>
-            </w:tcMar>
             <w:shd w:fill="0F172A"/>
           </w:tcPr>
           <w:p>
-            <w:pPr>
-              <w:spacing w:before="0" w:after="0" w:line="276" w:lineRule="auto"/>
-            </w:pPr>
             <w:r>
               <w:rPr>
-                <w:rFonts w:ascii="Calibri" w:hAnsi="Calibri"/>
                 <w:b/>
                 <w:color w:val="FFFFFF"/>
-                <w:sz w:val="20"/>
               </w:rPr>
               <w:t>Estrategia de Despliegue</w:t>
             </w:r>
@@ -203,25 +143,13 @@
         <w:tc>
           <w:tcPr>
             <w:tcW w:type="dxa" w:w="1872"/>
-            <w:vAlign w:val="center"/>
-            <w:tcMar>
-              <w:top w:w="120" w:type="dxa"/>
-              <w:bottom w:w="120" w:type="dxa"/>
-              <w:left w:w="150" w:type="dxa"/>
-              <w:right w:w="150" w:type="dxa"/>
-            </w:tcMar>
             <w:shd w:fill="0F172A"/>
           </w:tcPr>
           <w:p>
-            <w:pPr>
-              <w:spacing w:before="0" w:after="0" w:line="276" w:lineRule="auto"/>
-            </w:pPr>
             <w:r>
               <w:rPr>
-                <w:rFonts w:ascii="Calibri" w:hAnsi="Calibri"/>
                 <w:b/>
                 <w:color w:val="FFFFFF"/>
-                <w:sz w:val="20"/>
               </w:rPr>
               <w:t>URL de Producción</w:t>
             </w:r>
@@ -229,58 +157,24 @@
         </w:tc>
       </w:tr>
       <w:tr>
-        <w:trPr>
-          <w:trHeight w:val="280"/>
-        </w:trPr>
         <w:tc>
           <w:tcPr>
             <w:tcW w:type="dxa" w:w="1872"/>
-            <w:vAlign w:val="center"/>
-            <w:tcMar>
-              <w:top w:w="120" w:type="dxa"/>
-              <w:bottom w:w="120" w:type="dxa"/>
-              <w:left w:w="150" w:type="dxa"/>
-              <w:right w:w="150" w:type="dxa"/>
-            </w:tcMar>
             <w:shd w:fill="F8FAFC"/>
           </w:tcPr>
           <w:p>
-            <w:pPr>
-              <w:spacing w:before="0" w:after="0" w:line="276" w:lineRule="auto"/>
-            </w:pPr>
             <w:r>
-              <w:rPr>
-                <w:rFonts w:ascii="Calibri" w:hAnsi="Calibri"/>
-                <w:b/>
-                <w:color w:val="1E293B"/>
-                <w:sz w:val="19"/>
-              </w:rPr>
-              <w:t>Frontend PWA</w:t>
+              <w:t>**Frontend PWA**</w:t>
             </w:r>
           </w:p>
         </w:tc>
         <w:tc>
           <w:tcPr>
             <w:tcW w:type="dxa" w:w="1872"/>
-            <w:vAlign w:val="center"/>
-            <w:tcMar>
-              <w:top w:w="120" w:type="dxa"/>
-              <w:bottom w:w="120" w:type="dxa"/>
-              <w:left w:w="150" w:type="dxa"/>
-              <w:right w:w="150" w:type="dxa"/>
-            </w:tcMar>
             <w:shd w:fill="F8FAFC"/>
           </w:tcPr>
           <w:p>
-            <w:pPr>
-              <w:spacing w:before="0" w:after="0" w:line="276" w:lineRule="auto"/>
-            </w:pPr>
             <w:r>
-              <w:rPr>
-                <w:rFonts w:ascii="Calibri" w:hAnsi="Calibri"/>
-                <w:color w:val="1E293B"/>
-                <w:sz w:val="19"/>
-              </w:rPr>
               <w:t>React 19 + Vite + Tailwind</w:t>
             </w:r>
           </w:p>
@@ -288,69 +182,21 @@
         <w:tc>
           <w:tcPr>
             <w:tcW w:type="dxa" w:w="1872"/>
-            <w:vAlign w:val="center"/>
-            <w:tcMar>
-              <w:top w:w="120" w:type="dxa"/>
-              <w:bottom w:w="120" w:type="dxa"/>
-              <w:left w:w="150" w:type="dxa"/>
-              <w:right w:w="150" w:type="dxa"/>
-            </w:tcMar>
             <w:shd w:fill="F8FAFC"/>
           </w:tcPr>
           <w:p>
-            <w:pPr>
-              <w:spacing w:before="0" w:after="0" w:line="276" w:lineRule="auto"/>
-            </w:pPr>
             <w:r>
-              <w:rPr>
-                <w:rFonts w:ascii="Calibri" w:hAnsi="Calibri"/>
-                <w:b/>
-                <w:color w:val="1E293B"/>
-                <w:sz w:val="19"/>
-              </w:rPr>
-              <w:t>GitHub Pages</w:t>
-            </w:r>
-            <w:r>
-              <w:rPr>
-                <w:rFonts w:ascii="Calibri" w:hAnsi="Calibri"/>
-                <w:color w:val="1E293B"/>
-                <w:sz w:val="19"/>
-              </w:rPr>
-              <w:t xml:space="preserve"> / </w:t>
-            </w:r>
-            <w:r>
-              <w:rPr>
-                <w:rFonts w:ascii="Calibri" w:hAnsi="Calibri"/>
-                <w:b/>
-                <w:color w:val="1E293B"/>
-                <w:sz w:val="19"/>
-              </w:rPr>
-              <w:t>Vercel</w:t>
+              <w:t>**GitHub Pages** / **Vercel**</w:t>
             </w:r>
           </w:p>
         </w:tc>
         <w:tc>
           <w:tcPr>
             <w:tcW w:type="dxa" w:w="1872"/>
-            <w:vAlign w:val="center"/>
-            <w:tcMar>
-              <w:top w:w="120" w:type="dxa"/>
-              <w:bottom w:w="120" w:type="dxa"/>
-              <w:left w:w="150" w:type="dxa"/>
-              <w:right w:w="150" w:type="dxa"/>
-            </w:tcMar>
             <w:shd w:fill="F8FAFC"/>
           </w:tcPr>
           <w:p>
-            <w:pPr>
-              <w:spacing w:before="0" w:after="0" w:line="276" w:lineRule="auto"/>
-            </w:pPr>
             <w:r>
-              <w:rPr>
-                <w:rFonts w:ascii="Calibri" w:hAnsi="Calibri"/>
-                <w:color w:val="1E293B"/>
-                <w:sz w:val="19"/>
-              </w:rPr>
               <w:t>CI/CD Automático (GitHub Actions / Vercel Bot)</w:t>
             </w:r>
           </w:p>
@@ -358,81 +204,32 @@
         <w:tc>
           <w:tcPr>
             <w:tcW w:type="dxa" w:w="1872"/>
-            <w:vAlign w:val="center"/>
-            <w:tcMar>
-              <w:top w:w="120" w:type="dxa"/>
-              <w:bottom w:w="120" w:type="dxa"/>
-              <w:left w:w="150" w:type="dxa"/>
-              <w:right w:w="150" w:type="dxa"/>
-            </w:tcMar>
             <w:shd w:fill="F8FAFC"/>
           </w:tcPr>
           <w:p>
-            <w:pPr>
-              <w:spacing w:before="0" w:after="0" w:line="276" w:lineRule="auto"/>
-            </w:pPr>
             <w:r>
-              <w:rPr>
-                <w:rFonts w:ascii="Consolas" w:hAnsi="Consolas"/>
-                <w:color w:val="C2410C"/>
-                <w:sz w:val="19"/>
-              </w:rPr>
-              <w:t>https://leofit-solutions-grupo01.github.io/leofit-pedidos-sistema/</w:t>
+              <w:t>`https://leofit-solutions-grupo01.github.io/leofit-pedidos-sistema/`</w:t>
             </w:r>
           </w:p>
         </w:tc>
       </w:tr>
       <w:tr>
-        <w:trPr>
-          <w:trHeight w:val="280"/>
-        </w:trPr>
         <w:tc>
           <w:tcPr>
             <w:tcW w:type="dxa" w:w="1872"/>
-            <w:vAlign w:val="center"/>
-            <w:tcMar>
-              <w:top w:w="120" w:type="dxa"/>
-              <w:bottom w:w="120" w:type="dxa"/>
-              <w:left w:w="150" w:type="dxa"/>
-              <w:right w:w="150" w:type="dxa"/>
-            </w:tcMar>
           </w:tcPr>
           <w:p>
-            <w:pPr>
-              <w:spacing w:before="0" w:after="0" w:line="276" w:lineRule="auto"/>
-            </w:pPr>
             <w:r>
-              <w:rPr>
-                <w:rFonts w:ascii="Calibri" w:hAnsi="Calibri"/>
-                <w:b/>
-                <w:color w:val="1E293B"/>
-                <w:sz w:val="19"/>
-              </w:rPr>
-              <w:t>Backend API REST</w:t>
+              <w:t>**Backend API REST**</w:t>
             </w:r>
           </w:p>
         </w:tc>
         <w:tc>
           <w:tcPr>
             <w:tcW w:type="dxa" w:w="1872"/>
-            <w:vAlign w:val="center"/>
-            <w:tcMar>
-              <w:top w:w="120" w:type="dxa"/>
-              <w:bottom w:w="120" w:type="dxa"/>
-              <w:left w:w="150" w:type="dxa"/>
-              <w:right w:w="150" w:type="dxa"/>
-            </w:tcMar>
           </w:tcPr>
           <w:p>
-            <w:pPr>
-              <w:spacing w:before="0" w:after="0" w:line="276" w:lineRule="auto"/>
-            </w:pPr>
             <w:r>
-              <w:rPr>
-                <w:rFonts w:ascii="Calibri" w:hAnsi="Calibri"/>
-                <w:color w:val="1E293B"/>
-                <w:sz w:val="19"/>
-              </w:rPr>
               <w:t>Node.js 20 + TypeScript + Express</w:t>
             </w:r>
           </w:p>
@@ -440,166 +237,53 @@
         <w:tc>
           <w:tcPr>
             <w:tcW w:type="dxa" w:w="1872"/>
-            <w:vAlign w:val="center"/>
-            <w:tcMar>
-              <w:top w:w="120" w:type="dxa"/>
-              <w:bottom w:w="120" w:type="dxa"/>
-              <w:left w:w="150" w:type="dxa"/>
-              <w:right w:w="150" w:type="dxa"/>
-            </w:tcMar>
           </w:tcPr>
           <w:p>
-            <w:pPr>
-              <w:spacing w:before="0" w:after="0" w:line="276" w:lineRule="auto"/>
-            </w:pPr>
             <w:r>
-              <w:rPr>
-                <w:rFonts w:ascii="Calibri" w:hAnsi="Calibri"/>
-                <w:b/>
-                <w:color w:val="1E293B"/>
-                <w:sz w:val="19"/>
-              </w:rPr>
-              <w:t>Render.com</w:t>
-            </w:r>
-            <w:r>
-              <w:rPr>
-                <w:rFonts w:ascii="Calibri" w:hAnsi="Calibri"/>
-                <w:color w:val="1E293B"/>
-                <w:sz w:val="19"/>
-              </w:rPr>
-              <w:t xml:space="preserve"> / </w:t>
-            </w:r>
-            <w:r>
-              <w:rPr>
-                <w:rFonts w:ascii="Calibri" w:hAnsi="Calibri"/>
-                <w:b/>
-                <w:color w:val="1E293B"/>
-                <w:sz w:val="19"/>
-              </w:rPr>
-              <w:t>Railway</w:t>
+              <w:t>**Render.com** / **Railway**</w:t>
             </w:r>
           </w:p>
         </w:tc>
         <w:tc>
           <w:tcPr>
             <w:tcW w:type="dxa" w:w="1872"/>
-            <w:vAlign w:val="center"/>
-            <w:tcMar>
-              <w:top w:w="120" w:type="dxa"/>
-              <w:bottom w:w="120" w:type="dxa"/>
-              <w:left w:w="150" w:type="dxa"/>
-              <w:right w:w="150" w:type="dxa"/>
-            </w:tcMar>
           </w:tcPr>
           <w:p>
-            <w:pPr>
-              <w:spacing w:before="0" w:after="0" w:line="276" w:lineRule="auto"/>
-            </w:pPr>
             <w:r>
-              <w:rPr>
-                <w:rFonts w:ascii="Calibri" w:hAnsi="Calibri"/>
-                <w:color w:val="1E293B"/>
-                <w:sz w:val="19"/>
-              </w:rPr>
-              <w:t>Contenedor Docker Multi-Stage (</w:t>
-            </w:r>
-            <w:r>
-              <w:rPr>
-                <w:rFonts w:ascii="Consolas" w:hAnsi="Consolas"/>
-                <w:color w:val="C2410C"/>
-                <w:sz w:val="19"/>
-              </w:rPr>
-              <w:t>backend/Dockerfile</w:t>
-            </w:r>
-            <w:r>
-              <w:rPr>
-                <w:rFonts w:ascii="Calibri" w:hAnsi="Calibri"/>
-                <w:color w:val="1E293B"/>
-                <w:sz w:val="19"/>
-              </w:rPr>
-              <w:t>)</w:t>
+              <w:t>Contenedor Docker Multi-Stage (`backend/Dockerfile`)</w:t>
             </w:r>
           </w:p>
         </w:tc>
         <w:tc>
           <w:tcPr>
             <w:tcW w:type="dxa" w:w="1872"/>
-            <w:vAlign w:val="center"/>
-            <w:tcMar>
-              <w:top w:w="120" w:type="dxa"/>
-              <w:bottom w:w="120" w:type="dxa"/>
-              <w:left w:w="150" w:type="dxa"/>
-              <w:right w:w="150" w:type="dxa"/>
-            </w:tcMar>
           </w:tcPr>
           <w:p>
-            <w:pPr>
-              <w:spacing w:before="0" w:after="0" w:line="276" w:lineRule="auto"/>
-            </w:pPr>
             <w:r>
-              <w:rPr>
-                <w:rFonts w:ascii="Consolas" w:hAnsi="Consolas"/>
-                <w:color w:val="C2410C"/>
-                <w:sz w:val="19"/>
-              </w:rPr>
-              <w:t>https://leofit-backend-api.onrender.com</w:t>
+              <w:t>`https://leofit-backend-api.onrender.com`</w:t>
             </w:r>
           </w:p>
         </w:tc>
       </w:tr>
       <w:tr>
-        <w:trPr>
-          <w:trHeight w:val="280"/>
-        </w:trPr>
         <w:tc>
           <w:tcPr>
             <w:tcW w:type="dxa" w:w="1872"/>
-            <w:vAlign w:val="center"/>
-            <w:tcMar>
-              <w:top w:w="120" w:type="dxa"/>
-              <w:bottom w:w="120" w:type="dxa"/>
-              <w:left w:w="150" w:type="dxa"/>
-              <w:right w:w="150" w:type="dxa"/>
-            </w:tcMar>
             <w:shd w:fill="F8FAFC"/>
           </w:tcPr>
           <w:p>
-            <w:pPr>
-              <w:spacing w:before="0" w:after="0" w:line="276" w:lineRule="auto"/>
-            </w:pPr>
             <w:r>
-              <w:rPr>
-                <w:rFonts w:ascii="Calibri" w:hAnsi="Calibri"/>
-                <w:b/>
-                <w:color w:val="1E293B"/>
-                <w:sz w:val="19"/>
-              </w:rPr>
-              <w:t>Base de Datos</w:t>
+              <w:t>**Base de Datos**</w:t>
             </w:r>
           </w:p>
         </w:tc>
         <w:tc>
           <w:tcPr>
             <w:tcW w:type="dxa" w:w="1872"/>
-            <w:vAlign w:val="center"/>
-            <w:tcMar>
-              <w:top w:w="120" w:type="dxa"/>
-              <w:bottom w:w="120" w:type="dxa"/>
-              <w:left w:w="150" w:type="dxa"/>
-              <w:right w:w="150" w:type="dxa"/>
-            </w:tcMar>
             <w:shd w:fill="F8FAFC"/>
           </w:tcPr>
           <w:p>
-            <w:pPr>
-              <w:spacing w:before="0" w:after="0" w:line="276" w:lineRule="auto"/>
-            </w:pPr>
             <w:r>
-              <w:rPr>
-                <w:rFonts w:ascii="Calibri" w:hAnsi="Calibri"/>
-                <w:color w:val="1E293B"/>
-                <w:sz w:val="19"/>
-              </w:rPr>
               <w:t>PostgreSQL 16 + Triggers</w:t>
             </w:r>
           </w:p>
@@ -607,77 +291,21 @@
         <w:tc>
           <w:tcPr>
             <w:tcW w:type="dxa" w:w="1872"/>
-            <w:vAlign w:val="center"/>
-            <w:tcMar>
-              <w:top w:w="120" w:type="dxa"/>
-              <w:bottom w:w="120" w:type="dxa"/>
-              <w:left w:w="150" w:type="dxa"/>
-              <w:right w:w="150" w:type="dxa"/>
-            </w:tcMar>
             <w:shd w:fill="F8FAFC"/>
           </w:tcPr>
           <w:p>
-            <w:pPr>
-              <w:spacing w:before="0" w:after="0" w:line="276" w:lineRule="auto"/>
-            </w:pPr>
             <w:r>
-              <w:rPr>
-                <w:rFonts w:ascii="Calibri" w:hAnsi="Calibri"/>
-                <w:b/>
-                <w:color w:val="1E293B"/>
-                <w:sz w:val="19"/>
-              </w:rPr>
-              <w:t>Supabase</w:t>
-            </w:r>
-            <w:r>
-              <w:rPr>
-                <w:rFonts w:ascii="Calibri" w:hAnsi="Calibri"/>
-                <w:color w:val="1E293B"/>
-                <w:sz w:val="19"/>
-              </w:rPr>
-              <w:t xml:space="preserve"> / </w:t>
-            </w:r>
-            <w:r>
-              <w:rPr>
-                <w:rFonts w:ascii="Calibri" w:hAnsi="Calibri"/>
-                <w:b/>
-                <w:color w:val="1E293B"/>
-                <w:sz w:val="19"/>
-              </w:rPr>
-              <w:t>Neon Tech</w:t>
-            </w:r>
-            <w:r>
-              <w:rPr>
-                <w:rFonts w:ascii="Calibri" w:hAnsi="Calibri"/>
-                <w:color w:val="1E293B"/>
-                <w:sz w:val="19"/>
-              </w:rPr>
-              <w:t xml:space="preserve"> / Render PG</w:t>
+              <w:t>**Supabase** / **Neon Tech** / Render PG</w:t>
             </w:r>
           </w:p>
         </w:tc>
         <w:tc>
           <w:tcPr>
             <w:tcW w:type="dxa" w:w="1872"/>
-            <w:vAlign w:val="center"/>
-            <w:tcMar>
-              <w:top w:w="120" w:type="dxa"/>
-              <w:bottom w:w="120" w:type="dxa"/>
-              <w:left w:w="150" w:type="dxa"/>
-              <w:right w:w="150" w:type="dxa"/>
-            </w:tcMar>
             <w:shd w:fill="F8FAFC"/>
           </w:tcPr>
           <w:p>
-            <w:pPr>
-              <w:spacing w:before="0" w:after="0" w:line="276" w:lineRule="auto"/>
-            </w:pPr>
             <w:r>
-              <w:rPr>
-                <w:rFonts w:ascii="Calibri" w:hAnsi="Calibri"/>
-                <w:color w:val="1E293B"/>
-                <w:sz w:val="19"/>
-              </w:rPr>
               <w:t>Conexión SSL pooled (PgBouncer)</w:t>
             </w:r>
           </w:p>
@@ -685,81 +313,32 @@
         <w:tc>
           <w:tcPr>
             <w:tcW w:type="dxa" w:w="1872"/>
-            <w:vAlign w:val="center"/>
-            <w:tcMar>
-              <w:top w:w="120" w:type="dxa"/>
-              <w:bottom w:w="120" w:type="dxa"/>
-              <w:left w:w="150" w:type="dxa"/>
-              <w:right w:w="150" w:type="dxa"/>
-            </w:tcMar>
             <w:shd w:fill="F8FAFC"/>
           </w:tcPr>
           <w:p>
-            <w:pPr>
-              <w:spacing w:before="0" w:after="0" w:line="276" w:lineRule="auto"/>
-            </w:pPr>
             <w:r>
-              <w:rPr>
-                <w:rFonts w:ascii="Consolas" w:hAnsi="Consolas"/>
-                <w:color w:val="C2410C"/>
-                <w:sz w:val="19"/>
-              </w:rPr>
-              <w:t>postgresql://postgres:[PASSWORD]@[HOST]:6543/postgres</w:t>
+              <w:t>`postgresql://postgres:[PASSWORD]@[HOST]:6543/postgres`</w:t>
             </w:r>
           </w:p>
         </w:tc>
       </w:tr>
       <w:tr>
-        <w:trPr>
-          <w:trHeight w:val="280"/>
-        </w:trPr>
         <w:tc>
           <w:tcPr>
             <w:tcW w:type="dxa" w:w="1872"/>
-            <w:vAlign w:val="center"/>
-            <w:tcMar>
-              <w:top w:w="120" w:type="dxa"/>
-              <w:bottom w:w="120" w:type="dxa"/>
-              <w:left w:w="150" w:type="dxa"/>
-              <w:right w:w="150" w:type="dxa"/>
-            </w:tcMar>
           </w:tcPr>
           <w:p>
-            <w:pPr>
-              <w:spacing w:before="0" w:after="0" w:line="276" w:lineRule="auto"/>
-            </w:pPr>
             <w:r>
-              <w:rPr>
-                <w:rFonts w:ascii="Calibri" w:hAnsi="Calibri"/>
-                <w:b/>
-                <w:color w:val="1E293B"/>
-                <w:sz w:val="19"/>
-              </w:rPr>
-              <w:t>Monitoreo &amp; Logs</w:t>
+              <w:t>**Monitoreo &amp; Logs**</w:t>
             </w:r>
           </w:p>
         </w:tc>
         <w:tc>
           <w:tcPr>
             <w:tcW w:type="dxa" w:w="1872"/>
-            <w:vAlign w:val="center"/>
-            <w:tcMar>
-              <w:top w:w="120" w:type="dxa"/>
-              <w:bottom w:w="120" w:type="dxa"/>
-              <w:left w:w="150" w:type="dxa"/>
-              <w:right w:w="150" w:type="dxa"/>
-            </w:tcMar>
           </w:tcPr>
           <w:p>
-            <w:pPr>
-              <w:spacing w:before="0" w:after="0" w:line="276" w:lineRule="auto"/>
-            </w:pPr>
             <w:r>
-              <w:rPr>
-                <w:rFonts w:ascii="Calibri" w:hAnsi="Calibri"/>
-                <w:color w:val="1E293B"/>
-                <w:sz w:val="19"/>
-              </w:rPr>
               <w:t>Healthcheck + Morgan</w:t>
             </w:r>
           </w:p>
@@ -767,114 +346,39 @@
         <w:tc>
           <w:tcPr>
             <w:tcW w:type="dxa" w:w="1872"/>
-            <w:vAlign w:val="center"/>
-            <w:tcMar>
-              <w:top w:w="120" w:type="dxa"/>
-              <w:bottom w:w="120" w:type="dxa"/>
-              <w:left w:w="150" w:type="dxa"/>
-              <w:right w:w="150" w:type="dxa"/>
-            </w:tcMar>
           </w:tcPr>
           <w:p>
-            <w:pPr>
-              <w:spacing w:before="0" w:after="0" w:line="276" w:lineRule="auto"/>
-            </w:pPr>
             <w:r>
-              <w:rPr>
-                <w:rFonts w:ascii="Calibri" w:hAnsi="Calibri"/>
-                <w:b/>
-                <w:color w:val="1E293B"/>
-                <w:sz w:val="19"/>
-              </w:rPr>
-              <w:t>Render Telemetry</w:t>
-            </w:r>
-            <w:r>
-              <w:rPr>
-                <w:rFonts w:ascii="Calibri" w:hAnsi="Calibri"/>
-                <w:color w:val="1E293B"/>
-                <w:sz w:val="19"/>
-              </w:rPr>
-              <w:t xml:space="preserve"> / Sentry</w:t>
+              <w:t>**Render Telemetry** / Sentry</w:t>
             </w:r>
           </w:p>
         </w:tc>
         <w:tc>
           <w:tcPr>
             <w:tcW w:type="dxa" w:w="1872"/>
-            <w:vAlign w:val="center"/>
-            <w:tcMar>
-              <w:top w:w="120" w:type="dxa"/>
-              <w:bottom w:w="120" w:type="dxa"/>
-              <w:left w:w="150" w:type="dxa"/>
-              <w:right w:w="150" w:type="dxa"/>
-            </w:tcMar>
           </w:tcPr>
           <w:p>
-            <w:pPr>
-              <w:spacing w:before="0" w:after="0" w:line="276" w:lineRule="auto"/>
-            </w:pPr>
             <w:r>
-              <w:rPr>
-                <w:rFonts w:ascii="Calibri" w:hAnsi="Calibri"/>
-                <w:color w:val="1E293B"/>
-                <w:sz w:val="19"/>
-              </w:rPr>
-              <w:t xml:space="preserve">Endpoint </w:t>
-            </w:r>
-            <w:r>
-              <w:rPr>
-                <w:rFonts w:ascii="Consolas" w:hAnsi="Consolas"/>
-                <w:color w:val="C2410C"/>
-                <w:sz w:val="19"/>
-              </w:rPr>
-              <w:t>/api/health</w:t>
-            </w:r>
-            <w:r>
-              <w:rPr>
-                <w:rFonts w:ascii="Calibri" w:hAnsi="Calibri"/>
-                <w:color w:val="1E293B"/>
-                <w:sz w:val="19"/>
-              </w:rPr>
-              <w:t xml:space="preserve"> con probe HTTP cada 30s</w:t>
+              <w:t>Endpoint `/api/health` con probe HTTP cada 30s</w:t>
             </w:r>
           </w:p>
         </w:tc>
         <w:tc>
           <w:tcPr>
             <w:tcW w:type="dxa" w:w="1872"/>
-            <w:vAlign w:val="center"/>
-            <w:tcMar>
-              <w:top w:w="120" w:type="dxa"/>
-              <w:bottom w:w="120" w:type="dxa"/>
-              <w:left w:w="150" w:type="dxa"/>
-              <w:right w:w="150" w:type="dxa"/>
-            </w:tcMar>
           </w:tcPr>
           <w:p>
-            <w:pPr>
-              <w:spacing w:before="0" w:after="0" w:line="276" w:lineRule="auto"/>
-            </w:pPr>
             <w:r>
-              <w:rPr>
-                <w:rFonts w:ascii="Consolas" w:hAnsi="Consolas"/>
-                <w:color w:val="C2410C"/>
-                <w:sz w:val="19"/>
-              </w:rPr>
-              <w:t>https://leofit-backend-api.onrender.com/api/health</w:t>
+              <w:t>`https://leofit-backend-api.onrender.com/api/health`</w:t>
             </w:r>
           </w:p>
         </w:tc>
       </w:tr>
     </w:tbl>
+    <w:p/>
     <w:p>
       <w:pPr>
-        <w:spacing w:before="0" w:after="120"/>
-      </w:pPr>
-    </w:p>
-    <w:p>
-      <w:pPr>
-        <w:keepNext/>
-        <w:spacing w:before="280" w:after="80"/>
+        <w:spacing w:before="240" w:after="80"/>
       </w:pPr>
       <w:r>
         <w:rPr>
@@ -888,8 +392,7 @@
     </w:p>
     <w:p>
       <w:pPr>
-        <w:keepNext/>
-        <w:spacing w:before="200" w:after="40"/>
+        <w:spacing w:before="160" w:after="40"/>
       </w:pPr>
       <w:r>
         <w:rPr>
@@ -903,734 +406,215 @@
     </w:p>
     <w:p>
       <w:pPr>
-        <w:keepNext/>
-        <w:spacing w:before="160" w:after="40"/>
+        <w:spacing w:after="80"/>
       </w:pPr>
       <w:r>
-        <w:rPr>
-          <w:rFonts w:ascii="Calibri" w:hAnsi="Calibri"/>
-          <w:b/>
-          <w:color w:val="475569"/>
-          <w:sz w:val="22"/>
-        </w:rPr>
-        <w:t>Paso 1: Despliegue del Frontend en GitHub Pages</w:t>
+        <w:t>#### Paso 1: Despliegue del Frontend en GitHub Pages</w:t>
       </w:r>
     </w:p>
     <w:p>
       <w:pPr>
-        <w:pStyle w:val="ListNumber"/>
-        <w:spacing w:before="20" w:after="40" w:line="276" w:lineRule="auto"/>
+        <w:spacing w:after="80"/>
       </w:pPr>
       <w:r>
-        <w:rPr>
-          <w:rFonts w:ascii="Calibri" w:hAnsi="Calibri"/>
-          <w:color w:val="1E293B"/>
-          <w:sz w:val="21"/>
-        </w:rPr>
-        <w:t xml:space="preserve">El repositorio ya incluye la GitHub Action oficial en </w:t>
-      </w:r>
-      <w:r>
-        <w:rPr>
-          <w:rFonts w:ascii="Consolas" w:hAnsi="Consolas"/>
-          <w:color w:val="C2410C"/>
-          <w:sz w:val="19"/>
-        </w:rPr>
-        <w:t>.github/workflows/deploy.yml</w:t>
-      </w:r>
-      <w:r>
-        <w:rPr>
-          <w:rFonts w:ascii="Calibri" w:hAnsi="Calibri"/>
-          <w:color w:val="1E293B"/>
-          <w:sz w:val="21"/>
-        </w:rPr>
-        <w:t>.</w:t>
+        <w:t>1. El repositorio ya incluye la GitHub Action oficial en `.github/workflows/deploy.yml`.</w:t>
       </w:r>
     </w:p>
     <w:p>
       <w:pPr>
-        <w:pStyle w:val="ListNumber"/>
-        <w:spacing w:before="20" w:after="40" w:line="276" w:lineRule="auto"/>
+        <w:spacing w:after="80"/>
       </w:pPr>
       <w:r>
-        <w:rPr>
-          <w:rFonts w:ascii="Calibri" w:hAnsi="Calibri"/>
-          <w:color w:val="1E293B"/>
-          <w:sz w:val="21"/>
-        </w:rPr>
-        <w:t>En el repositorio de GitHub:</w:t>
+        <w:t>2. En el repositorio de GitHub:</w:t>
       </w:r>
     </w:p>
     <w:p>
       <w:pPr>
-        <w:spacing w:before="40" w:after="80" w:line="276" w:lineRule="auto"/>
+        <w:spacing w:after="80"/>
       </w:pPr>
       <w:r>
-        <w:rPr>
-          <w:rFonts w:ascii="Calibri" w:hAnsi="Calibri"/>
-          <w:color w:val="1E293B"/>
-          <w:sz w:val="22"/>
-        </w:rPr>
-        <w:t xml:space="preserve">- Ir a </w:t>
-      </w:r>
-      <w:r>
-        <w:rPr>
-          <w:rFonts w:ascii="Calibri" w:hAnsi="Calibri"/>
-          <w:b/>
-          <w:color w:val="1E293B"/>
-          <w:sz w:val="22"/>
-        </w:rPr>
-        <w:t>Settings</w:t>
-      </w:r>
-      <w:r>
-        <w:rPr>
-          <w:rFonts w:ascii="Calibri" w:hAnsi="Calibri"/>
-          <w:color w:val="1E293B"/>
-          <w:sz w:val="22"/>
-        </w:rPr>
-        <w:t xml:space="preserve"> &gt; </w:t>
-      </w:r>
-      <w:r>
-        <w:rPr>
-          <w:rFonts w:ascii="Calibri" w:hAnsi="Calibri"/>
-          <w:b/>
-          <w:color w:val="1E293B"/>
-          <w:sz w:val="22"/>
-        </w:rPr>
-        <w:t>Pages</w:t>
-      </w:r>
-      <w:r>
-        <w:rPr>
-          <w:rFonts w:ascii="Calibri" w:hAnsi="Calibri"/>
-          <w:color w:val="1E293B"/>
-          <w:sz w:val="22"/>
-        </w:rPr>
-        <w:t>.</w:t>
+        <w:t>- Ir a Settings &gt; Pages.</w:t>
       </w:r>
     </w:p>
     <w:p>
       <w:pPr>
-        <w:spacing w:before="40" w:after="80" w:line="276" w:lineRule="auto"/>
+        <w:spacing w:after="80"/>
       </w:pPr>
       <w:r>
-        <w:rPr>
-          <w:rFonts w:ascii="Calibri" w:hAnsi="Calibri"/>
-          <w:color w:val="1E293B"/>
-          <w:sz w:val="22"/>
-        </w:rPr>
-        <w:t xml:space="preserve">- En </w:t>
-      </w:r>
-      <w:r>
-        <w:rPr>
-          <w:rFonts w:ascii="Calibri" w:hAnsi="Calibri"/>
-          <w:b/>
-          <w:color w:val="1E293B"/>
-          <w:sz w:val="22"/>
-        </w:rPr>
-        <w:t>Build and deployment</w:t>
-      </w:r>
-      <w:r>
-        <w:rPr>
-          <w:rFonts w:ascii="Calibri" w:hAnsi="Calibri"/>
-          <w:color w:val="1E293B"/>
-          <w:sz w:val="22"/>
-        </w:rPr>
-        <w:t xml:space="preserve"> &gt; </w:t>
-      </w:r>
-      <w:r>
-        <w:rPr>
-          <w:rFonts w:ascii="Calibri" w:hAnsi="Calibri"/>
-          <w:b/>
-          <w:color w:val="1E293B"/>
-          <w:sz w:val="22"/>
-        </w:rPr>
-        <w:t>Source</w:t>
-      </w:r>
-      <w:r>
-        <w:rPr>
-          <w:rFonts w:ascii="Calibri" w:hAnsi="Calibri"/>
-          <w:color w:val="1E293B"/>
-          <w:sz w:val="22"/>
-        </w:rPr>
-        <w:t xml:space="preserve">, seleccionar </w:t>
-      </w:r>
-      <w:r>
-        <w:rPr>
-          <w:rFonts w:ascii="Calibri" w:hAnsi="Calibri"/>
-          <w:b/>
-          <w:color w:val="1E293B"/>
-          <w:sz w:val="22"/>
-        </w:rPr>
-        <w:t>Deploy from a branch</w:t>
-      </w:r>
-      <w:r>
-        <w:rPr>
-          <w:rFonts w:ascii="Calibri" w:hAnsi="Calibri"/>
-          <w:color w:val="1E293B"/>
-          <w:sz w:val="22"/>
-        </w:rPr>
-        <w:t>.</w:t>
+        <w:t>- En Build and deployment &gt; Source, seleccionar Deploy from a branch.</w:t>
       </w:r>
     </w:p>
     <w:p>
       <w:pPr>
-        <w:spacing w:before="40" w:after="80" w:line="276" w:lineRule="auto"/>
+        <w:spacing w:after="80"/>
       </w:pPr>
       <w:r>
-        <w:rPr>
-          <w:rFonts w:ascii="Calibri" w:hAnsi="Calibri"/>
-          <w:color w:val="1E293B"/>
-          <w:sz w:val="22"/>
-        </w:rPr>
-        <w:t xml:space="preserve">- Elegir la rama </w:t>
-      </w:r>
-      <w:r>
-        <w:rPr>
-          <w:rFonts w:ascii="Consolas" w:hAnsi="Consolas"/>
-          <w:color w:val="C2410C"/>
-          <w:sz w:val="19"/>
-        </w:rPr>
-        <w:t>gh-pages</w:t>
-      </w:r>
-      <w:r>
-        <w:rPr>
-          <w:rFonts w:ascii="Calibri" w:hAnsi="Calibri"/>
-          <w:color w:val="1E293B"/>
-          <w:sz w:val="22"/>
-        </w:rPr>
-        <w:t xml:space="preserve"> y carpeta </w:t>
-      </w:r>
-      <w:r>
-        <w:rPr>
-          <w:rFonts w:ascii="Consolas" w:hAnsi="Consolas"/>
-          <w:color w:val="C2410C"/>
-          <w:sz w:val="19"/>
-        </w:rPr>
-        <w:t>/ (root)</w:t>
-      </w:r>
-      <w:r>
-        <w:rPr>
-          <w:rFonts w:ascii="Calibri" w:hAnsi="Calibri"/>
-          <w:color w:val="1E293B"/>
-          <w:sz w:val="22"/>
-        </w:rPr>
-        <w:t>.</w:t>
+        <w:t>- Elegir la rama `gh-pages` y carpeta `/ (root)`.</w:t>
       </w:r>
     </w:p>
     <w:p>
       <w:pPr>
-        <w:spacing w:before="40" w:after="80" w:line="276" w:lineRule="auto"/>
+        <w:spacing w:after="80"/>
       </w:pPr>
       <w:r>
-        <w:rPr>
-          <w:rFonts w:ascii="Calibri" w:hAnsi="Calibri"/>
-          <w:color w:val="1E293B"/>
-          <w:sz w:val="22"/>
-        </w:rPr>
-        <w:t xml:space="preserve">- Guardar. Cada </w:t>
-      </w:r>
-      <w:r>
-        <w:rPr>
-          <w:rFonts w:ascii="Consolas" w:hAnsi="Consolas"/>
-          <w:color w:val="C2410C"/>
-          <w:sz w:val="19"/>
-        </w:rPr>
-        <w:t>git push main</w:t>
-      </w:r>
-      <w:r>
-        <w:rPr>
-          <w:rFonts w:ascii="Calibri" w:hAnsi="Calibri"/>
-          <w:color w:val="1E293B"/>
-          <w:sz w:val="22"/>
-        </w:rPr>
-        <w:t xml:space="preserve"> actualizará automáticamente el portal en producción en menos de 2 minutos.</w:t>
+        <w:t>- Guardar. Cada `git push main` actualizará automáticamente el portal en producción en menos de 2 minutos.</w:t>
       </w:r>
     </w:p>
     <w:p>
       <w:pPr>
-        <w:keepNext/>
-        <w:spacing w:before="160" w:after="40"/>
+        <w:spacing w:after="80"/>
       </w:pPr>
       <w:r>
-        <w:rPr>
-          <w:rFonts w:ascii="Calibri" w:hAnsi="Calibri"/>
-          <w:b/>
-          <w:color w:val="475569"/>
-          <w:sz w:val="22"/>
-        </w:rPr>
-        <w:t>Paso 2: Despliegue de la Base de Datos PostgreSQL en Supabase / Neon</w:t>
+        <w:t>#### Paso 2: Despliegue de la Base de Datos PostgreSQL en Supabase / Neon</w:t>
       </w:r>
     </w:p>
     <w:p>
       <w:pPr>
-        <w:pStyle w:val="ListNumber"/>
-        <w:spacing w:before="20" w:after="40" w:line="276" w:lineRule="auto"/>
+        <w:spacing w:after="80"/>
       </w:pPr>
       <w:r>
-        <w:rPr>
-          <w:rFonts w:ascii="Calibri" w:hAnsi="Calibri"/>
-          <w:color w:val="1E293B"/>
-          <w:sz w:val="21"/>
-        </w:rPr>
-        <w:t>Iniciar sesión en [Supabase](https://supabase.com) o [Neon](https://neon.tech).</w:t>
+        <w:t>1. Iniciar sesión en [Supabase](https://supabase.com) o [Neon](https://neon.tech).</w:t>
       </w:r>
     </w:p>
     <w:p>
       <w:pPr>
-        <w:pStyle w:val="ListNumber"/>
-        <w:spacing w:before="20" w:after="40" w:line="276" w:lineRule="auto"/>
+        <w:spacing w:after="80"/>
       </w:pPr>
       <w:r>
-        <w:rPr>
-          <w:rFonts w:ascii="Calibri" w:hAnsi="Calibri"/>
-          <w:color w:val="1E293B"/>
-          <w:sz w:val="21"/>
-        </w:rPr>
-        <w:t xml:space="preserve">Crear un nuevo proyecto denominado </w:t>
-      </w:r>
-      <w:r>
-        <w:rPr>
-          <w:rFonts w:ascii="Consolas" w:hAnsi="Consolas"/>
-          <w:color w:val="C2410C"/>
-          <w:sz w:val="19"/>
-        </w:rPr>
-        <w:t>leofit-db</w:t>
-      </w:r>
-      <w:r>
-        <w:rPr>
-          <w:rFonts w:ascii="Calibri" w:hAnsi="Calibri"/>
-          <w:color w:val="1E293B"/>
-          <w:sz w:val="21"/>
-        </w:rPr>
-        <w:t>.</w:t>
+        <w:t>2. Crear un nuevo proyecto denominado `leofit-db`.</w:t>
       </w:r>
     </w:p>
     <w:p>
       <w:pPr>
-        <w:pStyle w:val="ListNumber"/>
-        <w:spacing w:before="20" w:after="40" w:line="276" w:lineRule="auto"/>
+        <w:spacing w:after="80"/>
       </w:pPr>
       <w:r>
-        <w:rPr>
-          <w:rFonts w:ascii="Calibri" w:hAnsi="Calibri"/>
-          <w:color w:val="1E293B"/>
-          <w:sz w:val="21"/>
-        </w:rPr>
-        <w:t xml:space="preserve">En el </w:t>
-      </w:r>
-      <w:r>
-        <w:rPr>
-          <w:rFonts w:ascii="Calibri" w:hAnsi="Calibri"/>
-          <w:b/>
-          <w:color w:val="1E293B"/>
-          <w:sz w:val="21"/>
-        </w:rPr>
-        <w:t>SQL Editor</w:t>
-      </w:r>
-      <w:r>
-        <w:rPr>
-          <w:rFonts w:ascii="Calibri" w:hAnsi="Calibri"/>
-          <w:color w:val="1E293B"/>
-          <w:sz w:val="21"/>
-        </w:rPr>
-        <w:t>, pegar y ejecutar secuencialmente:</w:t>
+        <w:t>3. En el SQL Editor, pegar y ejecutar secuencialmente:</w:t>
       </w:r>
     </w:p>
     <w:p>
       <w:pPr>
-        <w:spacing w:before="40" w:after="80" w:line="276" w:lineRule="auto"/>
+        <w:spacing w:after="80"/>
       </w:pPr>
       <w:r>
-        <w:rPr>
-          <w:rFonts w:ascii="Calibri" w:hAnsi="Calibri"/>
-          <w:color w:val="1E293B"/>
-          <w:sz w:val="22"/>
-        </w:rPr>
-        <w:t xml:space="preserve">- </w:t>
-      </w:r>
-      <w:r>
-        <w:rPr>
-          <w:rFonts w:ascii="Consolas" w:hAnsi="Consolas"/>
-          <w:color w:val="C2410C"/>
-          <w:sz w:val="19"/>
-        </w:rPr>
-        <w:t>database/schema.sql</w:t>
-      </w:r>
-      <w:r>
-        <w:rPr>
-          <w:rFonts w:ascii="Calibri" w:hAnsi="Calibri"/>
-          <w:color w:val="1E293B"/>
-          <w:sz w:val="22"/>
-        </w:rPr>
-        <w:t xml:space="preserve"> (creación de tablas, constraints, triggers e índices).</w:t>
+        <w:t>- `database/schema.sql` (creación de tablas, constraints, triggers e índices).</w:t>
       </w:r>
     </w:p>
     <w:p>
       <w:pPr>
-        <w:spacing w:before="40" w:after="80" w:line="276" w:lineRule="auto"/>
+        <w:spacing w:after="80"/>
       </w:pPr>
       <w:r>
-        <w:rPr>
-          <w:rFonts w:ascii="Calibri" w:hAnsi="Calibri"/>
-          <w:color w:val="1E293B"/>
-          <w:sz w:val="22"/>
-        </w:rPr>
-        <w:t xml:space="preserve">- </w:t>
-      </w:r>
-      <w:r>
-        <w:rPr>
-          <w:rFonts w:ascii="Consolas" w:hAnsi="Consolas"/>
-          <w:color w:val="C2410C"/>
-          <w:sz w:val="19"/>
-        </w:rPr>
-        <w:t>database/seeds.sql</w:t>
-      </w:r>
-      <w:r>
-        <w:rPr>
-          <w:rFonts w:ascii="Calibri" w:hAnsi="Calibri"/>
-          <w:color w:val="1E293B"/>
-          <w:sz w:val="22"/>
-        </w:rPr>
-        <w:t xml:space="preserve"> (población de usuarios, roles, catálogo y pedidos).</w:t>
+        <w:t>- `database/seeds.sql` (población de usuarios, roles, catálogo y pedidos).</w:t>
       </w:r>
     </w:p>
     <w:p>
       <w:pPr>
-        <w:pStyle w:val="ListNumber"/>
-        <w:spacing w:before="20" w:after="40" w:line="276" w:lineRule="auto"/>
+        <w:spacing w:after="80"/>
       </w:pPr>
       <w:r>
-        <w:rPr>
-          <w:rFonts w:ascii="Calibri" w:hAnsi="Calibri"/>
-          <w:color w:val="1E293B"/>
-          <w:sz w:val="21"/>
-        </w:rPr>
-        <w:t>Copiar la URI de conexión de producción con connection pooling transaccional habilitado (</w:t>
-      </w:r>
-      <w:r>
-        <w:rPr>
-          <w:rFonts w:ascii="Consolas" w:hAnsi="Consolas"/>
-          <w:color w:val="C2410C"/>
-          <w:sz w:val="19"/>
-        </w:rPr>
-        <w:t>Transaction Pooler, puerto 6543</w:t>
-      </w:r>
-      <w:r>
-        <w:rPr>
-          <w:rFonts w:ascii="Calibri" w:hAnsi="Calibri"/>
-          <w:color w:val="1E293B"/>
-          <w:sz w:val="21"/>
-        </w:rPr>
-        <w:t>).</w:t>
+        <w:t>4. Copiar la URI de conexión de producción con connection pooling transaccional habilitado (`Transaction Pooler, puerto 6543`).</w:t>
       </w:r>
     </w:p>
     <w:p>
       <w:pPr>
-        <w:keepNext/>
-        <w:spacing w:before="160" w:after="40"/>
+        <w:spacing w:after="80"/>
       </w:pPr>
       <w:r>
-        <w:rPr>
-          <w:rFonts w:ascii="Calibri" w:hAnsi="Calibri"/>
-          <w:b/>
-          <w:color w:val="475569"/>
-          <w:sz w:val="22"/>
-        </w:rPr>
-        <w:t>Paso 3: Despliegue del Backend API REST en Render.com</w:t>
+        <w:t>#### Paso 3: Despliegue del Backend API REST en Render.com</w:t>
       </w:r>
     </w:p>
     <w:p>
       <w:pPr>
-        <w:pStyle w:val="ListNumber"/>
-        <w:spacing w:before="20" w:after="40" w:line="276" w:lineRule="auto"/>
+        <w:spacing w:after="80"/>
       </w:pPr>
       <w:r>
-        <w:rPr>
-          <w:rFonts w:ascii="Calibri" w:hAnsi="Calibri"/>
-          <w:color w:val="1E293B"/>
-          <w:sz w:val="21"/>
-        </w:rPr>
-        <w:t>Iniciar sesión en [Render.com](https://render.com).</w:t>
+        <w:t>1. Iniciar sesión en [Render.com](https://render.com).</w:t>
       </w:r>
     </w:p>
     <w:p>
       <w:pPr>
-        <w:pStyle w:val="ListNumber"/>
-        <w:spacing w:before="20" w:after="40" w:line="276" w:lineRule="auto"/>
+        <w:spacing w:after="80"/>
       </w:pPr>
       <w:r>
-        <w:rPr>
-          <w:rFonts w:ascii="Calibri" w:hAnsi="Calibri"/>
-          <w:color w:val="1E293B"/>
-          <w:sz w:val="21"/>
-        </w:rPr>
-        <w:t xml:space="preserve">Seleccionar </w:t>
-      </w:r>
-      <w:r>
-        <w:rPr>
-          <w:rFonts w:ascii="Calibri" w:hAnsi="Calibri"/>
-          <w:b/>
-          <w:color w:val="1E293B"/>
-          <w:sz w:val="21"/>
-        </w:rPr>
-        <w:t>New +</w:t>
-      </w:r>
-      <w:r>
-        <w:rPr>
-          <w:rFonts w:ascii="Calibri" w:hAnsi="Calibri"/>
-          <w:color w:val="1E293B"/>
-          <w:sz w:val="21"/>
-        </w:rPr>
-        <w:t xml:space="preserve"> &gt; </w:t>
-      </w:r>
-      <w:r>
-        <w:rPr>
-          <w:rFonts w:ascii="Calibri" w:hAnsi="Calibri"/>
-          <w:b/>
-          <w:color w:val="1E293B"/>
-          <w:sz w:val="21"/>
-        </w:rPr>
-        <w:t>Blueprint</w:t>
-      </w:r>
-      <w:r>
-        <w:rPr>
-          <w:rFonts w:ascii="Calibri" w:hAnsi="Calibri"/>
-          <w:color w:val="1E293B"/>
-          <w:sz w:val="21"/>
-        </w:rPr>
-        <w:t xml:space="preserve"> (o </w:t>
-      </w:r>
-      <w:r>
-        <w:rPr>
-          <w:rFonts w:ascii="Calibri" w:hAnsi="Calibri"/>
-          <w:b/>
-          <w:color w:val="1E293B"/>
-          <w:sz w:val="21"/>
-        </w:rPr>
-        <w:t>Web Service</w:t>
-      </w:r>
-      <w:r>
-        <w:rPr>
-          <w:rFonts w:ascii="Calibri" w:hAnsi="Calibri"/>
-          <w:color w:val="1E293B"/>
-          <w:sz w:val="21"/>
-        </w:rPr>
-        <w:t>).</w:t>
+        <w:t>2. Seleccionar New + &gt; Blueprint (o Web Service).</w:t>
       </w:r>
     </w:p>
     <w:p>
       <w:pPr>
-        <w:pStyle w:val="ListNumber"/>
-        <w:spacing w:before="20" w:after="40" w:line="276" w:lineRule="auto"/>
+        <w:spacing w:after="80"/>
       </w:pPr>
       <w:r>
-        <w:rPr>
-          <w:rFonts w:ascii="Calibri" w:hAnsi="Calibri"/>
-          <w:color w:val="1E293B"/>
-          <w:sz w:val="21"/>
-        </w:rPr>
-        <w:t xml:space="preserve">Conectar el repositorio de GitHub: </w:t>
-      </w:r>
-      <w:r>
-        <w:rPr>
-          <w:rFonts w:ascii="Consolas" w:hAnsi="Consolas"/>
-          <w:color w:val="C2410C"/>
-          <w:sz w:val="19"/>
-        </w:rPr>
-        <w:t>Leofit-Solutions-Grupo01/leofit-pedidos-sistema</w:t>
-      </w:r>
-      <w:r>
-        <w:rPr>
-          <w:rFonts w:ascii="Calibri" w:hAnsi="Calibri"/>
-          <w:color w:val="1E293B"/>
-          <w:sz w:val="21"/>
-        </w:rPr>
-        <w:t>.</w:t>
+        <w:t>3. Conectar el repositorio de GitHub: `Leofit-Solutions-Grupo01/leofit-pedidos-sistema`.</w:t>
       </w:r>
     </w:p>
     <w:p>
       <w:pPr>
-        <w:pStyle w:val="ListNumber"/>
-        <w:spacing w:before="20" w:after="40" w:line="276" w:lineRule="auto"/>
+        <w:spacing w:after="80"/>
       </w:pPr>
       <w:r>
-        <w:rPr>
-          <w:rFonts w:ascii="Calibri" w:hAnsi="Calibri"/>
-          <w:color w:val="1E293B"/>
-          <w:sz w:val="21"/>
-        </w:rPr>
-        <w:t xml:space="preserve">El archivo </w:t>
-      </w:r>
-      <w:r>
-        <w:rPr>
-          <w:rFonts w:ascii="Consolas" w:hAnsi="Consolas"/>
-          <w:color w:val="C2410C"/>
-          <w:sz w:val="19"/>
-        </w:rPr>
-        <w:t>render.yaml</w:t>
-      </w:r>
-      <w:r>
-        <w:rPr>
-          <w:rFonts w:ascii="Calibri" w:hAnsi="Calibri"/>
-          <w:color w:val="1E293B"/>
-          <w:sz w:val="21"/>
-        </w:rPr>
-        <w:t xml:space="preserve"> preconfigura automáticamente el servicio web y la base de datos gestionada.</w:t>
+        <w:t>4. El archivo `render.yaml` preconfigura automáticamente el servicio web y la base de datos gestionada.</w:t>
       </w:r>
     </w:p>
     <w:p>
       <w:pPr>
-        <w:pStyle w:val="ListNumber"/>
-        <w:spacing w:before="20" w:after="40" w:line="276" w:lineRule="auto"/>
+        <w:spacing w:after="80"/>
       </w:pPr>
       <w:r>
-        <w:rPr>
-          <w:rFonts w:ascii="Calibri" w:hAnsi="Calibri"/>
-          <w:color w:val="1E293B"/>
-          <w:sz w:val="21"/>
-        </w:rPr>
-        <w:t>Configurar las variables de entorno de producción:</w:t>
+        <w:t>5. Configurar las variables de entorno de producción:</w:t>
       </w:r>
     </w:p>
     <w:p>
       <w:pPr>
-        <w:spacing w:before="40" w:after="80" w:line="276" w:lineRule="auto"/>
+        <w:spacing w:after="80"/>
       </w:pPr>
       <w:r>
-        <w:rPr>
-          <w:rFonts w:ascii="Calibri" w:hAnsi="Calibri"/>
-          <w:color w:val="1E293B"/>
-          <w:sz w:val="22"/>
-        </w:rPr>
-        <w:t xml:space="preserve">- </w:t>
-      </w:r>
-      <w:r>
-        <w:rPr>
-          <w:rFonts w:ascii="Consolas" w:hAnsi="Consolas"/>
-          <w:color w:val="C2410C"/>
-          <w:sz w:val="19"/>
-        </w:rPr>
-        <w:t>NODE_ENV=production</w:t>
+        <w:t>- `NODE_ENV=production`</w:t>
       </w:r>
     </w:p>
     <w:p>
       <w:pPr>
-        <w:spacing w:before="40" w:after="80" w:line="276" w:lineRule="auto"/>
+        <w:spacing w:after="80"/>
       </w:pPr>
       <w:r>
-        <w:rPr>
-          <w:rFonts w:ascii="Calibri" w:hAnsi="Calibri"/>
-          <w:color w:val="1E293B"/>
-          <w:sz w:val="22"/>
-        </w:rPr>
-        <w:t xml:space="preserve">- </w:t>
-      </w:r>
-      <w:r>
-        <w:rPr>
-          <w:rFonts w:ascii="Consolas" w:hAnsi="Consolas"/>
-          <w:color w:val="C2410C"/>
-          <w:sz w:val="19"/>
-        </w:rPr>
-        <w:t>PORT=4000</w:t>
+        <w:t>- `PORT=4000`</w:t>
       </w:r>
     </w:p>
     <w:p>
       <w:pPr>
-        <w:spacing w:before="40" w:after="80" w:line="276" w:lineRule="auto"/>
+        <w:spacing w:after="80"/>
       </w:pPr>
       <w:r>
-        <w:rPr>
-          <w:rFonts w:ascii="Calibri" w:hAnsi="Calibri"/>
-          <w:color w:val="1E293B"/>
-          <w:sz w:val="22"/>
-        </w:rPr>
-        <w:t xml:space="preserve">- </w:t>
-      </w:r>
-      <w:r>
-        <w:rPr>
-          <w:rFonts w:ascii="Consolas" w:hAnsi="Consolas"/>
-          <w:color w:val="C2410C"/>
-          <w:sz w:val="19"/>
-        </w:rPr>
-        <w:t>DATABASE_URL=postgresql://postgres:[PASSWORD]@[HOST]:6543/postgres?sslmode=require</w:t>
+        <w:t>- `DATABASE_URL=postgresql://postgres:[PASSWORD]@[HOST]:6543/postgres?sslmode=require`</w:t>
       </w:r>
     </w:p>
     <w:p>
       <w:pPr>
-        <w:spacing w:before="40" w:after="80" w:line="276" w:lineRule="auto"/>
+        <w:spacing w:after="80"/>
       </w:pPr>
       <w:r>
-        <w:rPr>
-          <w:rFonts w:ascii="Calibri" w:hAnsi="Calibri"/>
-          <w:color w:val="1E293B"/>
-          <w:sz w:val="22"/>
-        </w:rPr>
-        <w:t xml:space="preserve">- </w:t>
-      </w:r>
-      <w:r>
-        <w:rPr>
-          <w:rFonts w:ascii="Consolas" w:hAnsi="Consolas"/>
-          <w:color w:val="C2410C"/>
-          <w:sz w:val="19"/>
-        </w:rPr>
-        <w:t>JWT_SECRET=[CLAVE_SEGURA_ALEATORIA_64_CHARS]</w:t>
+        <w:t>- `JWT_SECRET=[CLAVE_SEGURA_ALEATORIA_64_CHARS]`</w:t>
       </w:r>
     </w:p>
     <w:p>
       <w:pPr>
-        <w:spacing w:before="40" w:after="80" w:line="276" w:lineRule="auto"/>
+        <w:spacing w:after="80"/>
       </w:pPr>
       <w:r>
-        <w:rPr>
-          <w:rFonts w:ascii="Calibri" w:hAnsi="Calibri"/>
-          <w:color w:val="1E293B"/>
-          <w:sz w:val="22"/>
-        </w:rPr>
-        <w:t xml:space="preserve">- </w:t>
-      </w:r>
-      <w:r>
-        <w:rPr>
-          <w:rFonts w:ascii="Consolas" w:hAnsi="Consolas"/>
-          <w:color w:val="C2410C"/>
-          <w:sz w:val="19"/>
-        </w:rPr>
-        <w:t>CORS_ORIGIN=*</w:t>
+        <w:t>- `CORS_ORIGIN=https://&lt;dominio&gt;` (Nota: Fail-fast preventivo; si se despliega en producción sin esta variable o se usa , el servidor crashea por seguridad).</w:t>
       </w:r>
     </w:p>
     <w:p>
       <w:pPr>
-        <w:pStyle w:val="ListNumber"/>
-        <w:spacing w:before="20" w:after="40" w:line="276" w:lineRule="auto"/>
+        <w:spacing w:after="80"/>
       </w:pPr>
       <w:r>
-        <w:rPr>
-          <w:rFonts w:ascii="Calibri" w:hAnsi="Calibri"/>
-          <w:color w:val="1E293B"/>
-          <w:sz w:val="21"/>
-        </w:rPr>
-        <w:t xml:space="preserve">Presionar </w:t>
-      </w:r>
-      <w:r>
-        <w:rPr>
-          <w:rFonts w:ascii="Calibri" w:hAnsi="Calibri"/>
-          <w:b/>
-          <w:color w:val="1E293B"/>
-          <w:sz w:val="21"/>
-        </w:rPr>
-        <w:t>Create Web Service</w:t>
-      </w:r>
-      <w:r>
-        <w:rPr>
-          <w:rFonts w:ascii="Calibri" w:hAnsi="Calibri"/>
-          <w:color w:val="1E293B"/>
-          <w:sz w:val="21"/>
-        </w:rPr>
-        <w:t>. Render compilará el código TypeScript y levantará el contenedor en segundos.</w:t>
+        <w:t>6. Presionar Create Web Service. Render compilará el código TypeScript y levantará el contenedor en segundos.</w:t>
       </w:r>
     </w:p>
     <w:p>
       <w:pPr>
-        <w:keepNext/>
-        <w:spacing w:before="200" w:after="40"/>
+        <w:spacing w:before="160" w:after="40"/>
       </w:pPr>
       <w:r>
         <w:rPr>
@@ -1644,177 +628,63 @@
     </w:p>
     <w:p>
       <w:pPr>
-        <w:pStyle w:val="ListNumber"/>
-        <w:spacing w:before="20" w:after="40" w:line="276" w:lineRule="auto"/>
+        <w:spacing w:after="80"/>
       </w:pPr>
       <w:r>
-        <w:rPr>
-          <w:rFonts w:ascii="Calibri" w:hAnsi="Calibri"/>
-          <w:color w:val="1E293B"/>
-          <w:sz w:val="21"/>
-        </w:rPr>
-        <w:t>Ingresar a [Vercel](https://vercel.com) e importar el repositorio.</w:t>
+        <w:t>1. Ingresar a [Vercel](https://vercel.com) e importar el repositorio.</w:t>
       </w:r>
     </w:p>
     <w:p>
       <w:pPr>
-        <w:pStyle w:val="ListNumber"/>
-        <w:spacing w:before="20" w:after="40" w:line="276" w:lineRule="auto"/>
+        <w:spacing w:after="80"/>
       </w:pPr>
       <w:r>
-        <w:rPr>
-          <w:rFonts w:ascii="Calibri" w:hAnsi="Calibri"/>
-          <w:color w:val="1E293B"/>
-          <w:sz w:val="21"/>
-        </w:rPr>
-        <w:t xml:space="preserve">Si el root directory es el principal, el archivo </w:t>
-      </w:r>
-      <w:r>
-        <w:rPr>
-          <w:rFonts w:ascii="Consolas" w:hAnsi="Consolas"/>
-          <w:color w:val="C2410C"/>
-          <w:sz w:val="19"/>
-        </w:rPr>
-        <w:t>vercel.json</w:t>
-      </w:r>
-      <w:r>
-        <w:rPr>
-          <w:rFonts w:ascii="Calibri" w:hAnsi="Calibri"/>
-          <w:color w:val="1E293B"/>
-          <w:sz w:val="21"/>
-        </w:rPr>
-        <w:t xml:space="preserve"> en la raíz enrutará automáticamente el build.</w:t>
+        <w:t>2. Si el root directory es el principal, el archivo `vercel.json` en la raíz enrutará automáticamente el build.</w:t>
       </w:r>
     </w:p>
     <w:p>
       <w:pPr>
-        <w:pStyle w:val="ListNumber"/>
-        <w:spacing w:before="20" w:after="40" w:line="276" w:lineRule="auto"/>
+        <w:spacing w:after="80"/>
       </w:pPr>
       <w:r>
-        <w:rPr>
-          <w:rFonts w:ascii="Calibri" w:hAnsi="Calibri"/>
-          <w:color w:val="1E293B"/>
-          <w:sz w:val="21"/>
-        </w:rPr>
-        <w:t xml:space="preserve">Si se define el root directory como </w:t>
-      </w:r>
-      <w:r>
-        <w:rPr>
-          <w:rFonts w:ascii="Consolas" w:hAnsi="Consolas"/>
-          <w:color w:val="C2410C"/>
-          <w:sz w:val="19"/>
-        </w:rPr>
-        <w:t>frontend/</w:t>
-      </w:r>
-      <w:r>
-        <w:rPr>
-          <w:rFonts w:ascii="Calibri" w:hAnsi="Calibri"/>
-          <w:color w:val="1E293B"/>
-          <w:sz w:val="21"/>
-        </w:rPr>
-        <w:t>:</w:t>
+        <w:t>3. Si se define el root directory como `frontend/`:</w:t>
       </w:r>
     </w:p>
     <w:p>
       <w:pPr>
-        <w:spacing w:before="40" w:after="80" w:line="276" w:lineRule="auto"/>
+        <w:spacing w:after="80"/>
       </w:pPr>
       <w:r>
-        <w:rPr>
-          <w:rFonts w:ascii="Calibri" w:hAnsi="Calibri"/>
-          <w:color w:val="1E293B"/>
-          <w:sz w:val="22"/>
-        </w:rPr>
-        <w:t xml:space="preserve">- Framework Preset: </w:t>
-      </w:r>
-      <w:r>
-        <w:rPr>
-          <w:rFonts w:ascii="Calibri" w:hAnsi="Calibri"/>
-          <w:b/>
-          <w:color w:val="1E293B"/>
-          <w:sz w:val="22"/>
-        </w:rPr>
-        <w:t>Vite</w:t>
+        <w:t>- Framework Preset: Vite</w:t>
       </w:r>
     </w:p>
     <w:p>
       <w:pPr>
-        <w:spacing w:before="40" w:after="80" w:line="276" w:lineRule="auto"/>
+        <w:spacing w:after="80"/>
       </w:pPr>
       <w:r>
-        <w:rPr>
-          <w:rFonts w:ascii="Calibri" w:hAnsi="Calibri"/>
-          <w:color w:val="1E293B"/>
-          <w:sz w:val="22"/>
-        </w:rPr>
-        <w:t xml:space="preserve">- Build Command: </w:t>
-      </w:r>
-      <w:r>
-        <w:rPr>
-          <w:rFonts w:ascii="Consolas" w:hAnsi="Consolas"/>
-          <w:color w:val="C2410C"/>
-          <w:sz w:val="19"/>
-        </w:rPr>
-        <w:t>npm run build</w:t>
+        <w:t>- Build Command: `npm run build`</w:t>
       </w:r>
     </w:p>
     <w:p>
       <w:pPr>
-        <w:spacing w:before="40" w:after="80" w:line="276" w:lineRule="auto"/>
+        <w:spacing w:after="80"/>
       </w:pPr>
       <w:r>
-        <w:rPr>
-          <w:rFonts w:ascii="Calibri" w:hAnsi="Calibri"/>
-          <w:color w:val="1E293B"/>
-          <w:sz w:val="22"/>
-        </w:rPr>
-        <w:t xml:space="preserve">- Output Directory: </w:t>
-      </w:r>
-      <w:r>
-        <w:rPr>
-          <w:rFonts w:ascii="Consolas" w:hAnsi="Consolas"/>
-          <w:color w:val="C2410C"/>
-          <w:sz w:val="19"/>
-        </w:rPr>
-        <w:t>dist</w:t>
+        <w:t>- Output Directory: `dist`</w:t>
       </w:r>
     </w:p>
     <w:p>
       <w:pPr>
-        <w:pStyle w:val="ListNumber"/>
-        <w:spacing w:before="20" w:after="40" w:line="276" w:lineRule="auto"/>
+        <w:spacing w:after="80"/>
       </w:pPr>
       <w:r>
-        <w:rPr>
-          <w:rFonts w:ascii="Calibri" w:hAnsi="Calibri"/>
-          <w:color w:val="1E293B"/>
-          <w:sz w:val="21"/>
-        </w:rPr>
-        <w:t xml:space="preserve">Presionar </w:t>
-      </w:r>
-      <w:r>
-        <w:rPr>
-          <w:rFonts w:ascii="Calibri" w:hAnsi="Calibri"/>
-          <w:b/>
-          <w:color w:val="1E293B"/>
-          <w:sz w:val="21"/>
-        </w:rPr>
-        <w:t>Deploy</w:t>
-      </w:r>
-      <w:r>
-        <w:rPr>
-          <w:rFonts w:ascii="Calibri" w:hAnsi="Calibri"/>
-          <w:color w:val="1E293B"/>
-          <w:sz w:val="21"/>
-        </w:rPr>
-        <w:t>. Vercel aprovisionará un dominio HTTPS con CDN global Edge Network.</w:t>
+        <w:t>4. Presionar Deploy. Vercel aprovisionará un dominio HTTPS con CDN global Edge Network.</w:t>
       </w:r>
     </w:p>
     <w:p>
       <w:pPr>
-        <w:keepNext/>
-        <w:spacing w:before="280" w:after="80"/>
+        <w:spacing w:before="240" w:after="80"/>
       </w:pPr>
       <w:r>
         <w:rPr>
@@ -1828,27 +698,22 @@
     </w:p>
     <w:p>
       <w:pPr>
-        <w:spacing w:before="40" w:after="80" w:line="276" w:lineRule="auto"/>
+        <w:spacing w:after="80"/>
       </w:pPr>
       <w:r>
-        <w:rPr>
-          <w:rFonts w:ascii="Calibri" w:hAnsi="Calibri"/>
-          <w:color w:val="1E293B"/>
-          <w:sz w:val="22"/>
-        </w:rPr>
         <w:t>Una vez completado el despliegue, validar la operatividad mediante los siguientes comandos:</w:t>
       </w:r>
     </w:p>
     <w:p>
       <w:pPr>
-        <w:spacing w:before="120" w:after="160" w:line="252" w:lineRule="auto"/>
+        <w:spacing w:before="80" w:after="120"/>
         <w:shd w:fill="F1F5F9"/>
       </w:pPr>
       <w:r>
         <w:rPr>
           <w:rFonts w:ascii="Consolas" w:hAnsi="Consolas"/>
           <w:color w:val="0F172A"/>
-          <w:sz w:val="18"/>
+          <w:sz w:val="19"/>
         </w:rPr>
         <w:t># 1. Verificar estado del Backend y conexión con PostgreSQL</w:t>
         <w:br/>
@@ -1878,8 +743,7 @@
     </w:p>
     <w:p>
       <w:pPr>
-        <w:keepNext/>
-        <w:spacing w:before="280" w:after="80"/>
+        <w:spacing w:before="240" w:after="80"/>
       </w:pPr>
       <w:r>
         <w:rPr>
@@ -1903,31 +767,16 @@
         <w:gridCol w:w="3120"/>
       </w:tblGrid>
       <w:tr>
-        <w:trPr>
-          <w:trHeight w:val="280"/>
-        </w:trPr>
         <w:tc>
           <w:tcPr>
             <w:tcW w:type="dxa" w:w="3120"/>
-            <w:vAlign w:val="center"/>
-            <w:tcMar>
-              <w:top w:w="120" w:type="dxa"/>
-              <w:bottom w:w="120" w:type="dxa"/>
-              <w:left w:w="150" w:type="dxa"/>
-              <w:right w:w="150" w:type="dxa"/>
-            </w:tcMar>
             <w:shd w:fill="0F172A"/>
           </w:tcPr>
           <w:p>
-            <w:pPr>
-              <w:spacing w:before="0" w:after="0" w:line="276" w:lineRule="auto"/>
-            </w:pPr>
             <w:r>
               <w:rPr>
-                <w:rFonts w:ascii="Calibri" w:hAnsi="Calibri"/>
                 <w:b/>
                 <w:color w:val="FFFFFF"/>
-                <w:sz w:val="20"/>
               </w:rPr>
               <w:t>Criterio Evaluado</w:t>
             </w:r>
@@ -1936,25 +785,13 @@
         <w:tc>
           <w:tcPr>
             <w:tcW w:type="dxa" w:w="3120"/>
-            <w:vAlign w:val="center"/>
-            <w:tcMar>
-              <w:top w:w="120" w:type="dxa"/>
-              <w:bottom w:w="120" w:type="dxa"/>
-              <w:left w:w="150" w:type="dxa"/>
-              <w:right w:w="150" w:type="dxa"/>
-            </w:tcMar>
             <w:shd w:fill="0F172A"/>
           </w:tcPr>
           <w:p>
-            <w:pPr>
-              <w:spacing w:before="0" w:after="0" w:line="276" w:lineRule="auto"/>
-            </w:pPr>
             <w:r>
               <w:rPr>
-                <w:rFonts w:ascii="Calibri" w:hAnsi="Calibri"/>
                 <w:b/>
                 <w:color w:val="FFFFFF"/>
-                <w:sz w:val="20"/>
               </w:rPr>
               <w:t>Evidencia en el Proyecto</w:t>
             </w:r>
@@ -1963,25 +800,13 @@
         <w:tc>
           <w:tcPr>
             <w:tcW w:type="dxa" w:w="3120"/>
-            <w:vAlign w:val="center"/>
-            <w:tcMar>
-              <w:top w:w="120" w:type="dxa"/>
-              <w:bottom w:w="120" w:type="dxa"/>
-              <w:left w:w="150" w:type="dxa"/>
-              <w:right w:w="150" w:type="dxa"/>
-            </w:tcMar>
             <w:shd w:fill="0F172A"/>
           </w:tcPr>
           <w:p>
-            <w:pPr>
-              <w:spacing w:before="0" w:after="0" w:line="276" w:lineRule="auto"/>
-            </w:pPr>
             <w:r>
               <w:rPr>
-                <w:rFonts w:ascii="Calibri" w:hAnsi="Calibri"/>
                 <w:b/>
                 <w:color w:val="FFFFFF"/>
-                <w:sz w:val="20"/>
               </w:rPr>
               <w:t>Estado</w:t>
             </w:r>
@@ -1989,58 +814,24 @@
         </w:tc>
       </w:tr>
       <w:tr>
-        <w:trPr>
-          <w:trHeight w:val="280"/>
-        </w:trPr>
         <w:tc>
           <w:tcPr>
             <w:tcW w:type="dxa" w:w="3120"/>
-            <w:vAlign w:val="center"/>
-            <w:tcMar>
-              <w:top w:w="120" w:type="dxa"/>
-              <w:bottom w:w="120" w:type="dxa"/>
-              <w:left w:w="150" w:type="dxa"/>
-              <w:right w:w="150" w:type="dxa"/>
-            </w:tcMar>
             <w:shd w:fill="F8FAFC"/>
           </w:tcPr>
           <w:p>
-            <w:pPr>
-              <w:spacing w:before="0" w:after="0" w:line="276" w:lineRule="auto"/>
-            </w:pPr>
             <w:r>
-              <w:rPr>
-                <w:rFonts w:ascii="Calibri" w:hAnsi="Calibri"/>
-                <w:b/>
-                <w:color w:val="1E293B"/>
-                <w:sz w:val="19"/>
-              </w:rPr>
-              <w:t>APF2 Criterio 4: Validación y Verificación en Cloud</w:t>
+              <w:t>**APF2 Criterio 4: Validación y Verificación en Cloud**</w:t>
             </w:r>
           </w:p>
         </w:tc>
         <w:tc>
           <w:tcPr>
             <w:tcW w:type="dxa" w:w="3120"/>
-            <w:vAlign w:val="center"/>
-            <w:tcMar>
-              <w:top w:w="120" w:type="dxa"/>
-              <w:bottom w:w="120" w:type="dxa"/>
-              <w:left w:w="150" w:type="dxa"/>
-              <w:right w:w="150" w:type="dxa"/>
-            </w:tcMar>
             <w:shd w:fill="F8FAFC"/>
           </w:tcPr>
           <w:p>
-            <w:pPr>
-              <w:spacing w:before="0" w:after="0" w:line="276" w:lineRule="auto"/>
-            </w:pPr>
             <w:r>
-              <w:rPr>
-                <w:rFonts w:ascii="Calibri" w:hAnsi="Calibri"/>
-                <w:color w:val="1E293B"/>
-                <w:sz w:val="19"/>
-              </w:rPr>
               <w:t>Endpoints activos, conexión transaccional con PostgreSQL en nube, SSL TLS 1.3</w:t>
             </w:r>
           </w:p>
@@ -2048,82 +839,32 @@
         <w:tc>
           <w:tcPr>
             <w:tcW w:type="dxa" w:w="3120"/>
-            <w:vAlign w:val="center"/>
-            <w:tcMar>
-              <w:top w:w="120" w:type="dxa"/>
-              <w:bottom w:w="120" w:type="dxa"/>
-              <w:left w:w="150" w:type="dxa"/>
-              <w:right w:w="150" w:type="dxa"/>
-            </w:tcMar>
             <w:shd w:fill="F8FAFC"/>
           </w:tcPr>
           <w:p>
-            <w:pPr>
-              <w:spacing w:before="0" w:after="0" w:line="276" w:lineRule="auto"/>
-            </w:pPr>
             <w:r>
-              <w:rPr>
-                <w:rFonts w:ascii="Calibri" w:hAnsi="Calibri"/>
-                <w:b/>
-                <w:color w:val="1E293B"/>
-                <w:sz w:val="19"/>
-              </w:rPr>
-              <w:t>CUMPLE (2.0 / 2.0 pts)</w:t>
+              <w:t>**CUMPLE (2.0 / 2.0 pts)**</w:t>
             </w:r>
           </w:p>
         </w:tc>
       </w:tr>
       <w:tr>
-        <w:trPr>
-          <w:trHeight w:val="280"/>
-        </w:trPr>
         <w:tc>
           <w:tcPr>
             <w:tcW w:type="dxa" w:w="3120"/>
-            <w:vAlign w:val="center"/>
-            <w:tcMar>
-              <w:top w:w="120" w:type="dxa"/>
-              <w:bottom w:w="120" w:type="dxa"/>
-              <w:left w:w="150" w:type="dxa"/>
-              <w:right w:w="150" w:type="dxa"/>
-            </w:tcMar>
           </w:tcPr>
           <w:p>
-            <w:pPr>
-              <w:spacing w:before="0" w:after="0" w:line="276" w:lineRule="auto"/>
-            </w:pPr>
             <w:r>
-              <w:rPr>
-                <w:rFonts w:ascii="Calibri" w:hAnsi="Calibri"/>
-                <w:b/>
-                <w:color w:val="1E293B"/>
-                <w:sz w:val="19"/>
-              </w:rPr>
-              <w:t>APF3 Criterio 4: Validación y Verificación Cloud v2</w:t>
+              <w:t>**APF3 Criterio 4: Validación y Verificación Cloud v2**</w:t>
             </w:r>
           </w:p>
         </w:tc>
         <w:tc>
           <w:tcPr>
             <w:tcW w:type="dxa" w:w="3120"/>
-            <w:vAlign w:val="center"/>
-            <w:tcMar>
-              <w:top w:w="120" w:type="dxa"/>
-              <w:bottom w:w="120" w:type="dxa"/>
-              <w:left w:w="150" w:type="dxa"/>
-              <w:right w:w="150" w:type="dxa"/>
-            </w:tcMar>
           </w:tcPr>
           <w:p>
-            <w:pPr>
-              <w:spacing w:before="0" w:after="0" w:line="276" w:lineRule="auto"/>
-            </w:pPr>
             <w:r>
-              <w:rPr>
-                <w:rFonts w:ascii="Calibri" w:hAnsi="Calibri"/>
-                <w:color w:val="1E293B"/>
-                <w:sz w:val="19"/>
-              </w:rPr>
               <w:t>Pruebas funcionales e integración validadas contra endpoints en la nube</w:t>
             </w:r>
           </w:p>
@@ -2131,83 +872,33 @@
         <w:tc>
           <w:tcPr>
             <w:tcW w:type="dxa" w:w="3120"/>
-            <w:vAlign w:val="center"/>
-            <w:tcMar>
-              <w:top w:w="120" w:type="dxa"/>
-              <w:bottom w:w="120" w:type="dxa"/>
-              <w:left w:w="150" w:type="dxa"/>
-              <w:right w:w="150" w:type="dxa"/>
-            </w:tcMar>
           </w:tcPr>
           <w:p>
-            <w:pPr>
-              <w:spacing w:before="0" w:after="0" w:line="276" w:lineRule="auto"/>
-            </w:pPr>
             <w:r>
-              <w:rPr>
-                <w:rFonts w:ascii="Calibri" w:hAnsi="Calibri"/>
-                <w:b/>
-                <w:color w:val="1E293B"/>
-                <w:sz w:val="19"/>
-              </w:rPr>
-              <w:t>CUMPLE (2.0 / 2.0 pts)</w:t>
+              <w:t>**CUMPLE (2.0 / 2.0 pts)**</w:t>
             </w:r>
           </w:p>
         </w:tc>
       </w:tr>
       <w:tr>
-        <w:trPr>
-          <w:trHeight w:val="280"/>
-        </w:trPr>
         <w:tc>
           <w:tcPr>
             <w:tcW w:type="dxa" w:w="3120"/>
-            <w:vAlign w:val="center"/>
-            <w:tcMar>
-              <w:top w:w="120" w:type="dxa"/>
-              <w:bottom w:w="120" w:type="dxa"/>
-              <w:left w:w="150" w:type="dxa"/>
-              <w:right w:w="150" w:type="dxa"/>
-            </w:tcMar>
             <w:shd w:fill="F8FAFC"/>
           </w:tcPr>
           <w:p>
-            <w:pPr>
-              <w:spacing w:before="0" w:after="0" w:line="276" w:lineRule="auto"/>
-            </w:pPr>
             <w:r>
-              <w:rPr>
-                <w:rFonts w:ascii="Calibri" w:hAnsi="Calibri"/>
-                <w:b/>
-                <w:color w:val="1E293B"/>
-                <w:sz w:val="19"/>
-              </w:rPr>
-              <w:t>APF3 Criterio 5: Sustentación con Demo Cloud</w:t>
+              <w:t>**APF3 Criterio 5: Sustentación con Demo Cloud**</w:t>
             </w:r>
           </w:p>
         </w:tc>
         <w:tc>
           <w:tcPr>
             <w:tcW w:type="dxa" w:w="3120"/>
-            <w:vAlign w:val="center"/>
-            <w:tcMar>
-              <w:top w:w="120" w:type="dxa"/>
-              <w:bottom w:w="120" w:type="dxa"/>
-              <w:left w:w="150" w:type="dxa"/>
-              <w:right w:w="150" w:type="dxa"/>
-            </w:tcMar>
             <w:shd w:fill="F8FAFC"/>
           </w:tcPr>
           <w:p>
-            <w:pPr>
-              <w:spacing w:before="0" w:after="0" w:line="276" w:lineRule="auto"/>
-            </w:pPr>
             <w:r>
-              <w:rPr>
-                <w:rFonts w:ascii="Calibri" w:hAnsi="Calibri"/>
-                <w:color w:val="1E293B"/>
-                <w:sz w:val="19"/>
-              </w:rPr>
               <w:t>Frontend en GitHub Pages / Vercel accesible en vivo desde móviles y laptops de jurados</w:t>
             </w:r>
           </w:p>
@@ -2215,37 +906,17 @@
         <w:tc>
           <w:tcPr>
             <w:tcW w:type="dxa" w:w="3120"/>
-            <w:vAlign w:val="center"/>
-            <w:tcMar>
-              <w:top w:w="120" w:type="dxa"/>
-              <w:bottom w:w="120" w:type="dxa"/>
-              <w:left w:w="150" w:type="dxa"/>
-              <w:right w:w="150" w:type="dxa"/>
-            </w:tcMar>
             <w:shd w:fill="F8FAFC"/>
           </w:tcPr>
           <w:p>
-            <w:pPr>
-              <w:spacing w:before="0" w:after="0" w:line="276" w:lineRule="auto"/>
-            </w:pPr>
             <w:r>
-              <w:rPr>
-                <w:rFonts w:ascii="Calibri" w:hAnsi="Calibri"/>
-                <w:b/>
-                <w:color w:val="1E293B"/>
-                <w:sz w:val="19"/>
-              </w:rPr>
-              <w:t>CUMPLE (2.0 / 2.0 pts)</w:t>
+              <w:t>**CUMPLE (2.0 / 2.0 pts)**</w:t>
             </w:r>
           </w:p>
         </w:tc>
       </w:tr>
     </w:tbl>
-    <w:p>
-      <w:pPr>
-        <w:spacing w:before="0" w:after="120"/>
-      </w:pPr>
-    </w:p>
+    <w:p/>
     <w:sectPr>
       <w:pgSz w:w="12240" w:h="15840"/>
       <w:pgMar w:top="1440" w:right="1440" w:bottom="1440" w:left="1440" w:header="720" w:footer="720" w:gutter="0"/>
